--- a/docs/ecostats_lectures/lecture_16/16_01_lecture_powerpoint.docx
+++ b/docs/ecostats_lectures/lecture_16/16_01_lecture_powerpoint.docx
@@ -545,7 +545,7 @@
       <w:r>
         <w:drawing>
           <wp:inline>
-            <wp:extent cx="5943600" cy="6483927"/>
+            <wp:extent cx="6578600" cy="7176654"/>
             <wp:effectExtent b="0" l="0" r="0" t="0"/>
             <wp:docPr descr="" title="" id="34" name="Picture"/>
             <a:graphic>
@@ -566,7 +566,7 @@
                   <pic:spPr bwMode="auto">
                     <a:xfrm>
                       <a:off x="0" y="0"/>
-                      <a:ext cx="5943600" cy="6483927"/>
+                      <a:ext cx="6578600" cy="7176654"/>
                     </a:xfrm>
                     <a:prstGeom prst="rect">
                       <a:avLst/>
@@ -1004,7 +1004,7 @@
       <w:r>
         <w:drawing>
           <wp:inline>
-            <wp:extent cx="5943600" cy="6483927"/>
+            <wp:extent cx="6578600" cy="7176654"/>
             <wp:effectExtent b="0" l="0" r="0" t="0"/>
             <wp:docPr descr="" title="" id="53" name="Picture"/>
             <a:graphic>
@@ -1025,7 +1025,7 @@
                   <pic:spPr bwMode="auto">
                     <a:xfrm>
                       <a:off x="0" y="0"/>
-                      <a:ext cx="5943600" cy="6483927"/>
+                      <a:ext cx="6578600" cy="7176654"/>
                     </a:xfrm>
                     <a:prstGeom prst="rect">
                       <a:avLst/>
@@ -1401,7 +1401,7 @@
       <w:r>
         <w:drawing>
           <wp:inline>
-            <wp:extent cx="5943600" cy="6483927"/>
+            <wp:extent cx="6578600" cy="7176654"/>
             <wp:effectExtent b="0" l="0" r="0" t="0"/>
             <wp:docPr descr="" title="" id="65" name="Picture"/>
             <a:graphic>
@@ -1422,7 +1422,7 @@
                   <pic:spPr bwMode="auto">
                     <a:xfrm>
                       <a:off x="0" y="0"/>
-                      <a:ext cx="5943600" cy="6483927"/>
+                      <a:ext cx="6578600" cy="7176654"/>
                     </a:xfrm>
                     <a:prstGeom prst="rect">
                       <a:avLst/>
@@ -1502,7 +1502,7 @@
       <w:r>
         <w:drawing>
           <wp:inline>
-            <wp:extent cx="5943600" cy="6483927"/>
+            <wp:extent cx="6578600" cy="7176654"/>
             <wp:effectExtent b="0" l="0" r="0" t="0"/>
             <wp:docPr descr="" title="" id="69" name="Picture"/>
             <a:graphic>
@@ -1523,7 +1523,7 @@
                   <pic:spPr bwMode="auto">
                     <a:xfrm>
                       <a:off x="0" y="0"/>
-                      <a:ext cx="5943600" cy="6483927"/>
+                      <a:ext cx="6578600" cy="7176654"/>
                     </a:xfrm>
                     <a:prstGeom prst="rect">
                       <a:avLst/>
@@ -1865,7 +1865,7 @@
       <w:r>
         <w:drawing>
           <wp:inline>
-            <wp:extent cx="5943600" cy="2671384"/>
+            <wp:extent cx="6578600" cy="2956789"/>
             <wp:effectExtent b="0" l="0" r="0" t="0"/>
             <wp:docPr descr="" title="" id="80" name="Picture"/>
             <a:graphic>
@@ -1886,7 +1886,7 @@
                   <pic:spPr bwMode="auto">
                     <a:xfrm>
                       <a:off x="0" y="0"/>
-                      <a:ext cx="5943600" cy="2671384"/>
+                      <a:ext cx="6578600" cy="2956789"/>
                     </a:xfrm>
                     <a:prstGeom prst="rect">
                       <a:avLst/>
@@ -2046,7 +2046,7 @@
       <w:r>
         <w:drawing>
           <wp:inline>
-            <wp:extent cx="5943600" cy="6483927"/>
+            <wp:extent cx="6578600" cy="7176654"/>
             <wp:effectExtent b="0" l="0" r="0" t="0"/>
             <wp:docPr descr="" title="" id="84" name="Picture"/>
             <a:graphic>
@@ -2067,7 +2067,7 @@
                   <pic:spPr bwMode="auto">
                     <a:xfrm>
                       <a:off x="0" y="0"/>
-                      <a:ext cx="5943600" cy="6483927"/>
+                      <a:ext cx="6578600" cy="7176654"/>
                     </a:xfrm>
                     <a:prstGeom prst="rect">
                       <a:avLst/>
@@ -2216,7 +2216,7 @@
       <w:r>
         <w:drawing>
           <wp:inline>
-            <wp:extent cx="5943600" cy="2194939"/>
+            <wp:extent cx="6578600" cy="2429441"/>
             <wp:effectExtent b="0" l="0" r="0" t="0"/>
             <wp:docPr descr="" title="" id="92" name="Picture"/>
             <a:graphic>
@@ -2237,7 +2237,7 @@
                   <pic:spPr bwMode="auto">
                     <a:xfrm>
                       <a:off x="0" y="0"/>
-                      <a:ext cx="5943600" cy="2194939"/>
+                      <a:ext cx="6578600" cy="2429441"/>
                     </a:xfrm>
                     <a:prstGeom prst="rect">
                       <a:avLst/>
@@ -2490,7 +2490,7 @@
       <w:r>
         <w:drawing>
           <wp:inline>
-            <wp:extent cx="5943600" cy="6483927"/>
+            <wp:extent cx="6578600" cy="7176654"/>
             <wp:effectExtent b="0" l="0" r="0" t="0"/>
             <wp:docPr descr="" title="" id="102" name="Picture"/>
             <a:graphic>
@@ -2511,7 +2511,7 @@
                   <pic:spPr bwMode="auto">
                     <a:xfrm>
                       <a:off x="0" y="0"/>
-                      <a:ext cx="5943600" cy="6483927"/>
+                      <a:ext cx="6578600" cy="7176654"/>
                     </a:xfrm>
                     <a:prstGeom prst="rect">
                       <a:avLst/>
@@ -2884,7 +2884,7 @@
       <w:r>
         <w:drawing>
           <wp:inline>
-            <wp:extent cx="5943600" cy="6483927"/>
+            <wp:extent cx="6578600" cy="7176654"/>
             <wp:effectExtent b="0" l="0" r="0" t="0"/>
             <wp:docPr descr="" title="" id="114" name="Picture"/>
             <a:graphic>
@@ -2905,7 +2905,7 @@
                   <pic:spPr bwMode="auto">
                     <a:xfrm>
                       <a:off x="0" y="0"/>
-                      <a:ext cx="5943600" cy="6483927"/>
+                      <a:ext cx="6578600" cy="7176654"/>
                     </a:xfrm>
                     <a:prstGeom prst="rect">
                       <a:avLst/>
@@ -3707,7 +3707,7 @@
       <w:r>
         <w:drawing>
           <wp:inline>
-            <wp:extent cx="5943600" cy="3782290"/>
+            <wp:extent cx="6578600" cy="4186381"/>
             <wp:effectExtent b="0" l="0" r="0" t="0"/>
             <wp:docPr descr="" title="" id="126" name="Picture"/>
             <a:graphic>
@@ -3728,7 +3728,7 @@
                   <pic:spPr bwMode="auto">
                     <a:xfrm>
                       <a:off x="0" y="0"/>
-                      <a:ext cx="5943600" cy="3782290"/>
+                      <a:ext cx="6578600" cy="4186381"/>
                     </a:xfrm>
                     <a:prstGeom prst="rect">
                       <a:avLst/>
@@ -4638,7 +4638,7 @@
       <w:r>
         <w:drawing>
           <wp:inline>
-            <wp:extent cx="5943600" cy="3782290"/>
+            <wp:extent cx="6578600" cy="4186381"/>
             <wp:effectExtent b="0" l="0" r="0" t="0"/>
             <wp:docPr descr="" title="" id="131" name="Picture"/>
             <a:graphic>
@@ -4659,7 +4659,7 @@
                   <pic:spPr bwMode="auto">
                     <a:xfrm>
                       <a:off x="0" y="0"/>
-                      <a:ext cx="5943600" cy="3782290"/>
+                      <a:ext cx="6578600" cy="4186381"/>
                     </a:xfrm>
                     <a:prstGeom prst="rect">
                       <a:avLst/>
@@ -4762,7 +4762,7 @@
       <w:r>
         <w:drawing>
           <wp:inline>
-            <wp:extent cx="5943600" cy="3782290"/>
+            <wp:extent cx="6578600" cy="4186381"/>
             <wp:effectExtent b="0" l="0" r="0" t="0"/>
             <wp:docPr descr="" title="" id="135" name="Picture"/>
             <a:graphic>
@@ -4783,7 +4783,7 @@
                   <pic:spPr bwMode="auto">
                     <a:xfrm>
                       <a:off x="0" y="0"/>
-                      <a:ext cx="5943600" cy="3782290"/>
+                      <a:ext cx="6578600" cy="4186381"/>
                     </a:xfrm>
                     <a:prstGeom prst="rect">
                       <a:avLst/>
@@ -4874,7 +4874,7 @@
       <w:r>
         <w:drawing>
           <wp:inline>
-            <wp:extent cx="5943600" cy="3782290"/>
+            <wp:extent cx="6578600" cy="4186381"/>
             <wp:effectExtent b="0" l="0" r="0" t="0"/>
             <wp:docPr descr="" title="" id="139" name="Picture"/>
             <a:graphic>
@@ -4895,7 +4895,7 @@
                   <pic:spPr bwMode="auto">
                     <a:xfrm>
                       <a:off x="0" y="0"/>
-                      <a:ext cx="5943600" cy="3782290"/>
+                      <a:ext cx="6578600" cy="4186381"/>
                     </a:xfrm>
                     <a:prstGeom prst="rect">
                       <a:avLst/>
@@ -6082,7 +6082,7 @@
       <w:r>
         <w:drawing>
           <wp:inline>
-            <wp:extent cx="5943600" cy="3782290"/>
+            <wp:extent cx="6578600" cy="4186381"/>
             <wp:effectExtent b="0" l="0" r="0" t="0"/>
             <wp:docPr descr="" title="" id="148" name="Picture"/>
             <a:graphic>
@@ -6103,7 +6103,7 @@
                   <pic:spPr bwMode="auto">
                     <a:xfrm>
                       <a:off x="0" y="0"/>
-                      <a:ext cx="5943600" cy="3782290"/>
+                      <a:ext cx="6578600" cy="4186381"/>
                     </a:xfrm>
                     <a:prstGeom prst="rect">
                       <a:avLst/>
@@ -9678,7 +9678,7 @@
       <w:r>
         <w:drawing>
           <wp:inline>
-            <wp:extent cx="5943600" cy="3782290"/>
+            <wp:extent cx="6578600" cy="4186381"/>
             <wp:effectExtent b="0" l="0" r="0" t="0"/>
             <wp:docPr descr="" title="" id="160" name="Picture"/>
             <a:graphic>
@@ -9699,7 +9699,7 @@
                   <pic:spPr bwMode="auto">
                     <a:xfrm>
                       <a:off x="0" y="0"/>
-                      <a:ext cx="5943600" cy="3782290"/>
+                      <a:ext cx="6578600" cy="4186381"/>
                     </a:xfrm>
                     <a:prstGeom prst="rect">
                       <a:avLst/>
@@ -11155,7 +11155,7 @@
     <w:bookmarkEnd w:id="179"/>
     <w:sectPr>
       <w:pgSz w:h="15840" w:w="12240"/>
-      <w:pgMar w:bottom="1440" w:footer="720" w:gutter="0" w:header="720" w:left="1440" w:right="1440" w:top="1440"/>
+      <w:pgMar w:bottom="720" w:footer="720" w:gutter="0" w:header="720" w:left="1152" w:right="720" w:top="720"/>
       <w:cols w:space="720"/>
       <w:docGrid w:linePitch="360"/>
     </w:sectPr>
@@ -12743,7 +12743,7 @@
     <w:basedOn w:val="Normal"/>
     <w:next w:val="Normal"/>
     <w:qFormat/>
-    <w:rsid w:val="00BC28E9"/>
+    <w:rsid w:val="00B86ADC"/>
     <w:pPr>
       <w:pBdr>
         <w:top w:color="FF0000" w:space="1" w:sz="8" w:val="single"/>
@@ -12757,14 +12757,14 @@
     </w:pPr>
     <w:rPr>
       <w:rFonts w:ascii="Courier New" w:hAnsi="Courier New"/>
-      <w:sz w:val="18"/>
+      <w:sz w:val="16"/>
     </w:rPr>
   </w:style>
   <w:style w:customStyle="1" w:styleId="SourceCode" w:type="paragraph">
     <w:name w:val="Source Code"/>
     <w:basedOn w:val="Normal"/>
     <w:qFormat/>
-    <w:rsid w:val="00771E03"/>
+    <w:rsid w:val="0018210C"/>
     <w:pPr>
       <w:pBdr>
         <w:top w:color="auto" w:space="1" w:sz="8" w:val="single"/>
@@ -12772,20 +12772,20 @@
         <w:bottom w:color="auto" w:space="1" w:sz="8" w:val="single"/>
         <w:right w:color="auto" w:space="4" w:sz="8" w:val="single"/>
       </w:pBdr>
-      <w:shd w:color="auto" w:fill="auto" w:val="pct15"/>
+      <w:shd w:color="auto" w:fill="auto" w:val="pct5"/>
       <w:spacing w:after="240" w:before="240"/>
       <w:ind w:left="432" w:right="432"/>
     </w:pPr>
     <w:rPr>
       <w:rFonts w:ascii="Courier New" w:hAnsi="Courier New"/>
-      <w:sz w:val="20"/>
+      <w:sz w:val="15"/>
     </w:rPr>
   </w:style>
   <w:style w:customStyle="1" w:styleId="Verbatim" w:type="paragraph">
     <w:name w:val="Verbatim"/>
     <w:basedOn w:val="Normal"/>
     <w:qFormat/>
-    <w:rsid w:val="00771E03"/>
+    <w:rsid w:val="0018210C"/>
     <w:pPr>
       <w:shd w:color="auto" w:fill="auto" w:val="pct15"/>
       <w:spacing w:after="240" w:before="240"/>
@@ -12793,7 +12793,7 @@
     </w:pPr>
     <w:rPr>
       <w:rFonts w:ascii="Courier New" w:hAnsi="Courier New"/>
-      <w:sz w:val="18"/>
+      <w:sz w:val="16"/>
     </w:rPr>
   </w:style>
   <w:style w:customStyle="1" w:styleId="CodeBlock" w:type="paragraph">
@@ -12836,6 +12836,11 @@
     <w:pPr>
       <w:spacing w:after="100"/>
     </w:pPr>
+  </w:style>
+  <w:style w:customStyle="1" w:styleId="Graphic" w:type="paragraph">
+    <w:name w:val="Graphic"/>
+    <w:qFormat/>
+    <w:rsid w:val="00735D8A"/>
   </w:style>
   <w:style w:type="character" w:customStyle="1" w:styleId="KeywordTok">
     <w:name w:val="KeywordTok"/>

--- a/docs/ecostats_lectures/lecture_16/16_01_lecture_powerpoint.docx
+++ b/docs/ecostats_lectures/lecture_16/16_01_lecture_powerpoint.docx
@@ -211,7 +211,13 @@
         </w:numPr>
       </w:pPr>
       <w:r>
-        <w:t xml:space="preserve">Multiple variables recorded about each object (individual, quadrat, site, etc.)</w:t>
+        <w:t xml:space="preserve">Multiple variables recorded about each object (individual, quadrat,</w:t>
+      </w:r>
+      <w:r>
+        <w:t xml:space="preserve"> </w:t>
+      </w:r>
+      <w:r>
+        <w:t xml:space="preserve">site, etc.)</w:t>
       </w:r>
     </w:p>
     <w:p>
@@ -467,7 +473,13 @@
               <w:spacing w:before="16"/>
             </w:pPr>
             <w:r>
-              <w:t xml:space="preserve">We’ve already seen multivariate data in multiple regression and multi-factor ANOVA</w:t>
+              <w:t xml:space="preserve">We’ve already seen multivariate data in multiple regression and</w:t>
+            </w:r>
+            <w:r>
+              <w:t xml:space="preserve"> </w:t>
+            </w:r>
+            <w:r>
+              <w:t xml:space="preserve">multi-factor ANOVA</w:t>
             </w:r>
           </w:p>
           <w:p>
@@ -519,7 +531,13 @@
         <w:t xml:space="preserve">Functional methods</w:t>
       </w:r>
       <w:r>
-        <w:t xml:space="preserve">: - Clear response and predictor variables - Goal: relate Y’s to X’s - Examples: MANOVA, PERMANOVA</w:t>
+        <w:t xml:space="preserve">: - Clear response and predictor variables - Goal:</w:t>
+      </w:r>
+      <w:r>
+        <w:t xml:space="preserve"> </w:t>
+      </w:r>
+      <w:r>
+        <w:t xml:space="preserve">relate Y’s to X’s - Examples: MANOVA, PERMANOVA</w:t>
       </w:r>
     </w:p>
     <w:p>
@@ -534,7 +552,13 @@
         <w:t xml:space="preserve">Structural methods</w:t>
       </w:r>
       <w:r>
-        <w:t xml:space="preserve">: - Find patterns/structure in data - Often no clear predictors - Examples: PCA, NMDS, Cluster Analysis</w:t>
+        <w:t xml:space="preserve">: - Find patterns/structure in data - Often no</w:t>
+      </w:r>
+      <w:r>
+        <w:t xml:space="preserve"> </w:t>
+      </w:r>
+      <w:r>
+        <w:t xml:space="preserve">clear predictors - Examples: PCA, NMDS, Cluster Analysis</w:t>
       </w:r>
     </w:p>
     <w:bookmarkEnd w:id="32"/>
@@ -545,7 +569,7 @@
       <w:r>
         <w:drawing>
           <wp:inline>
-            <wp:extent cx="6578600" cy="7176654"/>
+            <wp:extent cx="2743200" cy="5486400"/>
             <wp:effectExtent b="0" l="0" r="0" t="0"/>
             <wp:docPr descr="" title="" id="34" name="Picture"/>
             <a:graphic>
@@ -566,7 +590,7 @@
                   <pic:spPr bwMode="auto">
                     <a:xfrm>
                       <a:off x="0" y="0"/>
-                      <a:ext cx="6578600" cy="7176654"/>
+                      <a:ext cx="2743200" cy="5486400"/>
                     </a:xfrm>
                     <a:prstGeom prst="rect">
                       <a:avLst/>
@@ -886,7 +910,19 @@
         </w:numPr>
       </w:pPr>
       <w:r>
-        <w:t xml:space="preserve">Functional methods: clear response variable(s) and predictor variables. Goal is to relate Ys to Xs (regression, MANOVA, ANOSIM, PERMANOVA).</w:t>
+        <w:t xml:space="preserve">Functional methods: clear response variable(s) and predictor</w:t>
+      </w:r>
+      <w:r>
+        <w:t xml:space="preserve"> </w:t>
+      </w:r>
+      <w:r>
+        <w:t xml:space="preserve">variables. Goal is to relate Ys to Xs (regression, MANOVA, ANOSIM,</w:t>
+      </w:r>
+      <w:r>
+        <w:t xml:space="preserve"> </w:t>
+      </w:r>
+      <w:r>
+        <w:t xml:space="preserve">PERMANOVA).</w:t>
       </w:r>
     </w:p>
     <w:p>
@@ -897,7 +933,19 @@
         </w:numPr>
       </w:pPr>
       <w:r>
-        <w:t xml:space="preserve">Structural methods: concerned with finding structure /pattern in the data. Often no clear predictor variables (PCA, NMDS, Cluster analysis).</w:t>
+        <w:t xml:space="preserve">Structural methods: concerned with finding structure /pattern in the</w:t>
+      </w:r>
+      <w:r>
+        <w:t xml:space="preserve"> </w:t>
+      </w:r>
+      <w:r>
+        <w:t xml:space="preserve">data. Often no clear predictor variables (PCA, NMDS, Cluster</w:t>
+      </w:r>
+      <w:r>
+        <w:t xml:space="preserve"> </w:t>
+      </w:r>
+      <w:r>
+        <w:t xml:space="preserve">analysis).</w:t>
       </w:r>
     </w:p>
     <w:p>
@@ -978,7 +1026,13 @@
         <w:t xml:space="preserve">Scaling/Ordination Methods</w:t>
       </w:r>
       <w:r>
-        <w:t xml:space="preserve">: - Reduce dimensions with new derived variables - Summarize patterns in data - Examples: PCA, CCA</w:t>
+        <w:t xml:space="preserve">: - Reduce dimensions with new derived</w:t>
+      </w:r>
+      <w:r>
+        <w:t xml:space="preserve"> </w:t>
+      </w:r>
+      <w:r>
+        <w:t xml:space="preserve">variables - Summarize patterns in data - Examples: PCA, CCA</w:t>
       </w:r>
     </w:p>
     <w:p>
@@ -993,7 +1047,19 @@
         <w:t xml:space="preserve">Dissimilarity-Based Methods</w:t>
       </w:r>
       <w:r>
-        <w:t xml:space="preserve">: - Measure dissimilarity between objects - Visualize relationships between objects - Examples: NMDS, Cluster Analysis</w:t>
+        <w:t xml:space="preserve">: - Measure dissimilarity between</w:t>
+      </w:r>
+      <w:r>
+        <w:t xml:space="preserve"> </w:t>
+      </w:r>
+      <w:r>
+        <w:t xml:space="preserve">objects - Visualize relationships between objects - Examples: NMDS,</w:t>
+      </w:r>
+      <w:r>
+        <w:t xml:space="preserve"> </w:t>
+      </w:r>
+      <w:r>
+        <w:t xml:space="preserve">Cluster Analysis</w:t>
       </w:r>
     </w:p>
     <w:bookmarkEnd w:id="51"/>
@@ -1004,7 +1070,7 @@
       <w:r>
         <w:drawing>
           <wp:inline>
-            <wp:extent cx="6578600" cy="7176654"/>
+            <wp:extent cx="2743200" cy="5486400"/>
             <wp:effectExtent b="0" l="0" r="0" t="0"/>
             <wp:docPr descr="" title="" id="53" name="Picture"/>
             <a:graphic>
@@ -1025,7 +1091,7 @@
                   <pic:spPr bwMode="auto">
                     <a:xfrm>
                       <a:off x="0" y="0"/>
-                      <a:ext cx="6578600" cy="7176654"/>
+                      <a:ext cx="2743200" cy="5486400"/>
                     </a:xfrm>
                     <a:prstGeom prst="rect">
                       <a:avLst/>
@@ -1084,7 +1150,13 @@
         <w:pStyle w:val="BodyText"/>
       </w:pPr>
       <w:r>
-        <w:t xml:space="preserve">Goal: reduce number of vars by deriving new variables that summarize data.</w:t>
+        <w:t xml:space="preserve">Goal: reduce number of vars by deriving new variables that summarize</w:t>
+      </w:r>
+      <w:r>
+        <w:t xml:space="preserve"> </w:t>
+      </w:r>
+      <w:r>
+        <w:t xml:space="preserve">data.</w:t>
       </w:r>
     </w:p>
     <w:p>
@@ -1179,7 +1251,13 @@
         </w:numPr>
       </w:pPr>
       <w:r>
-        <w:t xml:space="preserve">Goal: measure and graphically show degree of dissimilarity between objects.</w:t>
+        <w:t xml:space="preserve">Goal: measure and graphically show degree of dissimilarity between</w:t>
+      </w:r>
+      <w:r>
+        <w:t xml:space="preserve"> </w:t>
+      </w:r>
+      <w:r>
+        <w:t xml:space="preserve">objects.</w:t>
       </w:r>
     </w:p>
     <w:p>
@@ -1259,7 +1337,13 @@
         </w:numPr>
       </w:pPr>
       <w:r>
-        <w:t xml:space="preserve">Goal: derive new variables (principal components) that explain variation in data</w:t>
+        <w:t xml:space="preserve">Goal: derive new variables (principal components) that explain</w:t>
+      </w:r>
+      <w:r>
+        <w:t xml:space="preserve"> </w:t>
+      </w:r>
+      <w:r>
+        <w:t xml:space="preserve">variation in data</w:t>
       </w:r>
     </w:p>
     <w:p>
@@ -1307,7 +1391,13 @@
         <w:t xml:space="preserve"> </w:t>
       </w:r>
       <w:r>
-        <w:t xml:space="preserve">+ c</w:t>
+        <w:t xml:space="preserve">+</w:t>
+      </w:r>
+      <w:r>
+        <w:t xml:space="preserve"> </w:t>
+      </w:r>
+      <w:r>
+        <w:t xml:space="preserve">c</w:t>
       </w:r>
       <w:r>
         <w:t xml:space="preserve">2</w:t>
@@ -1401,7 +1491,7 @@
       <w:r>
         <w:drawing>
           <wp:inline>
-            <wp:extent cx="6578600" cy="7176654"/>
+            <wp:extent cx="2743200" cy="5486400"/>
             <wp:effectExtent b="0" l="0" r="0" t="0"/>
             <wp:docPr descr="" title="" id="65" name="Picture"/>
             <a:graphic>
@@ -1422,7 +1512,7 @@
                   <pic:spPr bwMode="auto">
                     <a:xfrm>
                       <a:off x="0" y="0"/>
-                      <a:ext cx="6578600" cy="7176654"/>
+                      <a:ext cx="2743200" cy="5486400"/>
                     </a:xfrm>
                     <a:prstGeom prst="rect">
                       <a:avLst/>
@@ -1492,7 +1582,13 @@
         </w:numPr>
       </w:pPr>
       <w:r>
-        <w:t xml:space="preserve">c1-cp are coefficients that show importance of the original variables to new derived variable</w:t>
+        <w:t xml:space="preserve">c1-cp are coefficients that show importance of the original</w:t>
+      </w:r>
+      <w:r>
+        <w:t xml:space="preserve"> </w:t>
+      </w:r>
+      <w:r>
+        <w:t xml:space="preserve">variables to new derived variable</w:t>
       </w:r>
     </w:p>
     <w:p>
@@ -1502,7 +1598,7 @@
       <w:r>
         <w:drawing>
           <wp:inline>
-            <wp:extent cx="6578600" cy="7176654"/>
+            <wp:extent cx="2743200" cy="5486400"/>
             <wp:effectExtent b="0" l="0" r="0" t="0"/>
             <wp:docPr descr="" title="" id="69" name="Picture"/>
             <a:graphic>
@@ -1523,7 +1619,7 @@
                   <pic:spPr bwMode="auto">
                     <a:xfrm>
                       <a:off x="0" y="0"/>
-                      <a:ext cx="6578600" cy="7176654"/>
+                      <a:ext cx="2743200" cy="5486400"/>
                     </a:xfrm>
                     <a:prstGeom prst="rect">
                       <a:avLst/>
@@ -1652,7 +1748,19 @@
               <w:spacing w:before="16" w:after="16"/>
             </w:pPr>
             <w:r>
-              <w:t xml:space="preserve">Eigenvalues (λ) represent the amount of variation explained by each new derived variable, while eigenvectors contain the coefficients showing how original variables contribute to each component.</w:t>
+              <w:t xml:space="preserve">Eigenvalues (λ) represent the amount of variation explained by each new</w:t>
+            </w:r>
+            <w:r>
+              <w:t xml:space="preserve"> </w:t>
+            </w:r>
+            <w:r>
+              <w:t xml:space="preserve">derived variable, while eigenvectors contain the coefficients showing</w:t>
+            </w:r>
+            <w:r>
+              <w:t xml:space="preserve"> </w:t>
+            </w:r>
+            <w:r>
+              <w:t xml:space="preserve">how original variables contribute to each component.</w:t>
             </w:r>
           </w:p>
         </w:tc>
@@ -1801,7 +1909,13 @@
         </w:numPr>
       </w:pPr>
       <w:r>
-        <w:t xml:space="preserve">Eigenvalues (latent roots) represent amount of variation in data explained by the new k= 1 to p derived variables (λ1, λ2 …λp).</w:t>
+        <w:t xml:space="preserve">Eigenvalues (latent roots) represent amount of variation in data</w:t>
+      </w:r>
+      <w:r>
+        <w:t xml:space="preserve"> </w:t>
+      </w:r>
+      <w:r>
+        <w:t xml:space="preserve">explained by the new k= 1 to p derived variables (λ1, λ2 …λp).</w:t>
       </w:r>
     </w:p>
     <w:p>
@@ -1812,7 +1926,13 @@
         </w:numPr>
       </w:pPr>
       <w:r>
-        <w:t xml:space="preserve">Eigenvalues are population parameters and are estimated using ML to get sample statistics (l1, l2…lp)</w:t>
+        <w:t xml:space="preserve">Eigenvalues are population parameters and are estimated using ML to</w:t>
+      </w:r>
+      <w:r>
+        <w:t xml:space="preserve"> </w:t>
+      </w:r>
+      <w:r>
+        <w:t xml:space="preserve">get sample statistics (l1, l2…lp)</w:t>
       </w:r>
     </w:p>
     <w:p>
@@ -1823,7 +1943,13 @@
         </w:numPr>
       </w:pPr>
       <w:r>
-        <w:t xml:space="preserve">Eigenvectors are lists of coefficients (c) that show contribution of original variables to new, derived variables</w:t>
+        <w:t xml:space="preserve">Eigenvectors are lists of coefficients (c) that show contribution of</w:t>
+      </w:r>
+      <w:r>
+        <w:t xml:space="preserve"> </w:t>
+      </w:r>
+      <w:r>
+        <w:t xml:space="preserve">original variables to new, derived variables</w:t>
       </w:r>
     </w:p>
     <w:p>
@@ -1845,7 +1971,13 @@
         </w:numPr>
       </w:pPr>
       <w:r>
-        <w:t xml:space="preserve">New variables (components) are derived from a p x p covariance or correlation matrix of original variables</w:t>
+        <w:t xml:space="preserve">New variables (components) are derived from a p x p covariance or</w:t>
+      </w:r>
+      <w:r>
+        <w:t xml:space="preserve"> </w:t>
+      </w:r>
+      <w:r>
+        <w:t xml:space="preserve">correlation matrix of original variables</w:t>
       </w:r>
     </w:p>
     <w:bookmarkEnd w:id="78"/>
@@ -2046,7 +2178,7 @@
       <w:r>
         <w:drawing>
           <wp:inline>
-            <wp:extent cx="6578600" cy="7176654"/>
+            <wp:extent cx="2743200" cy="5486400"/>
             <wp:effectExtent b="0" l="0" r="0" t="0"/>
             <wp:docPr descr="" title="" id="84" name="Picture"/>
             <a:graphic>
@@ -2067,7 +2199,7 @@
                   <pic:spPr bwMode="auto">
                     <a:xfrm>
                       <a:off x="0" y="0"/>
-                      <a:ext cx="6578600" cy="7176654"/>
+                      <a:ext cx="2743200" cy="5486400"/>
                     </a:xfrm>
                     <a:prstGeom prst="rect">
                       <a:avLst/>
@@ -2105,7 +2237,13 @@
         </w:numPr>
       </w:pPr>
       <w:r>
-        <w:t xml:space="preserve">Previous approach relies on analysis of covariance/ correlation bw variables</w:t>
+        <w:t xml:space="preserve">Previous approach relies on analysis of covariance/ correlation bw</w:t>
+      </w:r>
+      <w:r>
+        <w:t xml:space="preserve"> </w:t>
+      </w:r>
+      <w:r>
+        <w:t xml:space="preserve">variables</w:t>
       </w:r>
     </w:p>
     <w:p>
@@ -2117,7 +2255,13 @@
         </w:numPr>
       </w:pPr>
       <w:r>
-        <w:t xml:space="preserve">Another class of MV analysis uses measures of similarity/dissimilarity bw objects (MDS, cluster analysis)</w:t>
+        <w:t xml:space="preserve">Another class of MV analysis uses measures of</w:t>
+      </w:r>
+      <w:r>
+        <w:t xml:space="preserve"> </w:t>
+      </w:r>
+      <w:r>
+        <w:t xml:space="preserve">similarity/dissimilarity bw objects (MDS, cluster analysis)</w:t>
       </w:r>
     </w:p>
     <w:p>
@@ -2129,7 +2273,13 @@
         </w:numPr>
       </w:pPr>
       <w:r>
-        <w:t xml:space="preserve">Similarity/dissimilarity indices measure how alike/different objects (e.g. Lakes) are in MV space</w:t>
+        <w:t xml:space="preserve">Similarity/dissimilarity indices measure how alike/different objects</w:t>
+      </w:r>
+      <w:r>
+        <w:t xml:space="preserve"> </w:t>
+      </w:r>
+      <w:r>
+        <w:t xml:space="preserve">(e.g. Lakes) are in MV space</w:t>
       </w:r>
     </w:p>
     <w:p>
@@ -2141,7 +2291,13 @@
         </w:numPr>
       </w:pPr>
       <w:r>
-        <w:t xml:space="preserve">Many measures of dissimilarity (Euclidean, Manhattan, Bray-Curtis, etc, etc)</w:t>
+        <w:t xml:space="preserve">Many measures of dissimilarity (Euclidean, Manhattan, Bray-Curtis,</w:t>
+      </w:r>
+      <w:r>
+        <w:t xml:space="preserve"> </w:t>
+      </w:r>
+      <w:r>
+        <w:t xml:space="preserve">etc, etc)</w:t>
       </w:r>
     </w:p>
     <w:p>
@@ -2283,7 +2439,19 @@
         </w:numPr>
       </w:pPr>
       <w:r>
-        <w:t xml:space="preserve">Log transformation is common in PCA/CCA analyses based on eigenvectors, since linearizing relationships bw variables will improve extraction of eigenvectors</w:t>
+        <w:t xml:space="preserve">Log transformation is common in PCA/CCA analyses based on</w:t>
+      </w:r>
+      <w:r>
+        <w:t xml:space="preserve"> </w:t>
+      </w:r>
+      <w:r>
+        <w:t xml:space="preserve">eigenvectors, since linearizing relationships bw variables will</w:t>
+      </w:r>
+      <w:r>
+        <w:t xml:space="preserve"> </w:t>
+      </w:r>
+      <w:r>
+        <w:t xml:space="preserve">improve extraction of eigenvectors</w:t>
       </w:r>
     </w:p>
     <w:p>
@@ -2301,13 +2469,31 @@
         <w:t xml:space="preserve"> </w:t>
       </w:r>
       <w:r>
-        <w:t xml:space="preserve">“blanket recommended”</w:t>
-      </w:r>
-      <w:r>
-        <w:t xml:space="preserve"> </w:t>
-      </w:r>
-      <w:r>
-        <w:t xml:space="preserve">for analysis of species composition data (each variable is a species w counts- MDS, cluster analysis). Idea is to lessen importance of common and abundant species</w:t>
+        <w:t xml:space="preserve">“blanket</w:t>
+      </w:r>
+      <w:r>
+        <w:t xml:space="preserve"> </w:t>
+      </w:r>
+      <w:r>
+        <w:t xml:space="preserve">recommended”</w:t>
+      </w:r>
+      <w:r>
+        <w:t xml:space="preserve"> </w:t>
+      </w:r>
+      <w:r>
+        <w:t xml:space="preserve">for analysis of species composition data (each variable</w:t>
+      </w:r>
+      <w:r>
+        <w:t xml:space="preserve"> </w:t>
+      </w:r>
+      <w:r>
+        <w:t xml:space="preserve">is a species w counts- MDS, cluster analysis). Idea is to lessen</w:t>
+      </w:r>
+      <w:r>
+        <w:t xml:space="preserve"> </w:t>
+      </w:r>
+      <w:r>
+        <w:t xml:space="preserve">importance of common and abundant species</w:t>
       </w:r>
     </w:p>
     <w:bookmarkEnd w:id="95"/>
@@ -2329,7 +2515,13 @@
         </w:numPr>
       </w:pPr>
       <w:r>
-        <w:t xml:space="preserve">Data standardization is also common; adjusts data so all variables have same means and/or variance</w:t>
+        <w:t xml:space="preserve">Data standardization is also common; adjusts data so all variables</w:t>
+      </w:r>
+      <w:r>
+        <w:t xml:space="preserve"> </w:t>
+      </w:r>
+      <w:r>
+        <w:t xml:space="preserve">have same means and/or variance</w:t>
       </w:r>
     </w:p>
     <w:p>
@@ -2353,7 +2545,13 @@
         </w:numPr>
       </w:pPr>
       <w:r>
-        <w:t xml:space="preserve">Standardization- centered observations divided by SD (mean=0, sd=1)</w:t>
+        <w:t xml:space="preserve">Standardization- centered observations divided by SD (mean=0,</w:t>
+      </w:r>
+      <w:r>
+        <w:t xml:space="preserve"> </w:t>
+      </w:r>
+      <w:r>
+        <w:t xml:space="preserve">sd=1)</w:t>
       </w:r>
     </w:p>
     <w:p>
@@ -2458,7 +2656,13 @@
         <w:t xml:space="preserve">Transformations</w:t>
       </w:r>
       <w:r>
-        <w:t xml:space="preserve">: - Log transformation for skewed data - Root transformations for count data</w:t>
+        <w:t xml:space="preserve">: - Log transformation for skewed data - Root</w:t>
+      </w:r>
+      <w:r>
+        <w:t xml:space="preserve"> </w:t>
+      </w:r>
+      <w:r>
+        <w:t xml:space="preserve">transformations for count data</w:t>
       </w:r>
       <w:r>
         <w:br/>
@@ -2479,7 +2683,19 @@
         <w:t xml:space="preserve">Standardization</w:t>
       </w:r>
       <w:r>
-        <w:t xml:space="preserve">: - Centering: subtract mean (mean = 0) - Standardization: divide by SD (SD = 1) - Crucial for variables with different units - May not be appropriate for species data</w:t>
+        <w:t xml:space="preserve">: - Centering: subtract mean (mean = 0) -</w:t>
+      </w:r>
+      <w:r>
+        <w:t xml:space="preserve"> </w:t>
+      </w:r>
+      <w:r>
+        <w:t xml:space="preserve">Standardization: divide by SD (SD = 1) - Crucial for variables with</w:t>
+      </w:r>
+      <w:r>
+        <w:t xml:space="preserve"> </w:t>
+      </w:r>
+      <w:r>
+        <w:t xml:space="preserve">different units - May not be appropriate for species data</w:t>
       </w:r>
     </w:p>
     <w:bookmarkEnd w:id="100"/>
@@ -2490,7 +2706,7 @@
       <w:r>
         <w:drawing>
           <wp:inline>
-            <wp:extent cx="6578600" cy="7176654"/>
+            <wp:extent cx="2743200" cy="5486400"/>
             <wp:effectExtent b="0" l="0" r="0" t="0"/>
             <wp:docPr descr="" title="" id="102" name="Picture"/>
             <a:graphic>
@@ -2511,7 +2727,7 @@
                   <pic:spPr bwMode="auto">
                     <a:xfrm>
                       <a:off x="0" y="0"/>
-                      <a:ext cx="6578600" cy="7176654"/>
+                      <a:ext cx="2743200" cy="5486400"/>
                     </a:xfrm>
                     <a:prstGeom prst="rect">
                       <a:avLst/>
@@ -2640,7 +2856,19 @@
               <w:spacing w:before="16" w:after="16"/>
             </w:pPr>
             <w:r>
-              <w:t xml:space="preserve">Standardization ensures all variables contribute equally to the analysis regardless of their original units or scales of measurement. Without it, variables with larger values or variances would dominate the results.</w:t>
+              <w:t xml:space="preserve">Standardization ensures all variables contribute equally to the analysis</w:t>
+            </w:r>
+            <w:r>
+              <w:t xml:space="preserve"> </w:t>
+            </w:r>
+            <w:r>
+              <w:t xml:space="preserve">regardless of their original units or scales of measurement. Without it,</w:t>
+            </w:r>
+            <w:r>
+              <w:t xml:space="preserve"> </w:t>
+            </w:r>
+            <w:r>
+              <w:t xml:space="preserve">variables with larger values or variances would dominate the results.</w:t>
             </w:r>
           </w:p>
         </w:tc>
@@ -2858,7 +3086,19 @@
         <w:t xml:space="preserve">Multivariate Outliers</w:t>
       </w:r>
       <w:r>
-        <w:t xml:space="preserve">: - Objects with unusual patterns across variables - Detected with Mahalanobis distance (d²) - Test against χ² distribution with p df</w:t>
+        <w:t xml:space="preserve">: - Objects with unusual patterns across</w:t>
+      </w:r>
+      <w:r>
+        <w:t xml:space="preserve"> </w:t>
+      </w:r>
+      <w:r>
+        <w:t xml:space="preserve">variables - Detected with Mahalanobis distance (d²) - Test against χ²</w:t>
+      </w:r>
+      <w:r>
+        <w:t xml:space="preserve"> </w:t>
+      </w:r>
+      <w:r>
+        <w:t xml:space="preserve">distribution with p df</w:t>
       </w:r>
     </w:p>
     <w:p>
@@ -2873,7 +3113,19 @@
         <w:t xml:space="preserve">Missing Observations</w:t>
       </w:r>
       <w:r>
-        <w:t xml:space="preserve">: - Common approaches: - Deletion: remove affected object or variable - Imputation: estimate missing values - Maximum likelihood methods - Multiple imputation</w:t>
+        <w:t xml:space="preserve">: - Common approaches: - Deletion: remove</w:t>
+      </w:r>
+      <w:r>
+        <w:t xml:space="preserve"> </w:t>
+      </w:r>
+      <w:r>
+        <w:t xml:space="preserve">affected object or variable - Imputation: estimate missing values -</w:t>
+      </w:r>
+      <w:r>
+        <w:t xml:space="preserve"> </w:t>
+      </w:r>
+      <w:r>
+        <w:t xml:space="preserve">Maximum likelihood methods - Multiple imputation</w:t>
       </w:r>
     </w:p>
     <w:bookmarkEnd w:id="112"/>
@@ -2884,7 +3136,7 @@
       <w:r>
         <w:drawing>
           <wp:inline>
-            <wp:extent cx="6578600" cy="7176654"/>
+            <wp:extent cx="2743200" cy="5486400"/>
             <wp:effectExtent b="0" l="0" r="0" t="0"/>
             <wp:docPr descr="" title="" id="114" name="Picture"/>
             <a:graphic>
@@ -2905,7 +3157,7 @@
                   <pic:spPr bwMode="auto">
                     <a:xfrm>
                       <a:off x="0" y="0"/>
-                      <a:ext cx="6578600" cy="7176654"/>
+                      <a:ext cx="2743200" cy="5486400"/>
                     </a:xfrm>
                     <a:prstGeom prst="rect">
                       <a:avLst/>
@@ -2955,7 +3207,13 @@
         </w:numPr>
       </w:pPr>
       <w:r>
-        <w:t xml:space="preserve">Tests for differences in group centroids based on multiple response variables</w:t>
+        <w:t xml:space="preserve">Tests for differences in group centroids based on multiple response</w:t>
+      </w:r>
+      <w:r>
+        <w:t xml:space="preserve"> </w:t>
+      </w:r>
+      <w:r>
+        <w:t xml:space="preserve">variables</w:t>
       </w:r>
     </w:p>
     <w:p>
@@ -3707,7 +3965,7 @@
       <w:r>
         <w:drawing>
           <wp:inline>
-            <wp:extent cx="6578600" cy="4186381"/>
+            <wp:extent cx="2743200" cy="2743200"/>
             <wp:effectExtent b="0" l="0" r="0" t="0"/>
             <wp:docPr descr="" title="" id="126" name="Picture"/>
             <a:graphic>
@@ -3728,7 +3986,7 @@
                   <pic:spPr bwMode="auto">
                     <a:xfrm>
                       <a:off x="0" y="0"/>
-                      <a:ext cx="6578600" cy="4186381"/>
+                      <a:ext cx="2743200" cy="2743200"/>
                     </a:xfrm>
                     <a:prstGeom prst="rect">
                       <a:avLst/>
@@ -4638,7 +4896,7 @@
       <w:r>
         <w:drawing>
           <wp:inline>
-            <wp:extent cx="6578600" cy="4186381"/>
+            <wp:extent cx="2743200" cy="2743200"/>
             <wp:effectExtent b="0" l="0" r="0" t="0"/>
             <wp:docPr descr="" title="" id="131" name="Picture"/>
             <a:graphic>
@@ -4659,7 +4917,7 @@
                   <pic:spPr bwMode="auto">
                     <a:xfrm>
                       <a:off x="0" y="0"/>
-                      <a:ext cx="6578600" cy="4186381"/>
+                      <a:ext cx="2743200" cy="2743200"/>
                     </a:xfrm>
                     <a:prstGeom prst="rect">
                       <a:avLst/>
@@ -4693,7 +4951,13 @@
         <w:pStyle w:val="FirstParagraph"/>
       </w:pPr>
       <w:r>
-        <w:t xml:space="preserve">A one-way MANOVA tests the Ho that there are no differences in population centroids</w:t>
+        <w:t xml:space="preserve">A one-way MANOVA tests the Ho that there are no differences in</w:t>
+      </w:r>
+      <w:r>
+        <w:t xml:space="preserve"> </w:t>
+      </w:r>
+      <w:r>
+        <w:t xml:space="preserve">population centroids</w:t>
       </w:r>
     </w:p>
     <w:p>
@@ -4705,7 +4969,13 @@
         </w:numPr>
       </w:pPr>
       <w:r>
-        <w:t xml:space="preserve">Ho tested by partitioning variance, but instead of SS, use SSCP matrices:</w:t>
+        <w:t xml:space="preserve">Ho tested by partitioning variance, but instead of SS, use SSCP</w:t>
+      </w:r>
+      <w:r>
+        <w:t xml:space="preserve"> </w:t>
+      </w:r>
+      <w:r>
+        <w:t xml:space="preserve">matrices:</w:t>
       </w:r>
     </w:p>
     <w:p>
@@ -4762,7 +5032,7 @@
       <w:r>
         <w:drawing>
           <wp:inline>
-            <wp:extent cx="6578600" cy="4186381"/>
+            <wp:extent cx="2743200" cy="2743200"/>
             <wp:effectExtent b="0" l="0" r="0" t="0"/>
             <wp:docPr descr="" title="" id="135" name="Picture"/>
             <a:graphic>
@@ -4783,7 +5053,7 @@
                   <pic:spPr bwMode="auto">
                     <a:xfrm>
                       <a:off x="0" y="0"/>
-                      <a:ext cx="6578600" cy="4186381"/>
+                      <a:ext cx="2743200" cy="2743200"/>
                     </a:xfrm>
                     <a:prstGeom prst="rect">
                       <a:avLst/>
@@ -4853,7 +5123,13 @@
         </w:numPr>
       </w:pPr>
       <w:r>
-        <w:t xml:space="preserve">Can be converted to approximate F ratios, compared to F distribution to find p</w:t>
+        <w:t xml:space="preserve">Can be converted to approximate F ratios, compared to F distribution</w:t>
+      </w:r>
+      <w:r>
+        <w:t xml:space="preserve"> </w:t>
+      </w:r>
+      <w:r>
+        <w:t xml:space="preserve">to find p</w:t>
       </w:r>
     </w:p>
     <w:p>
@@ -4874,7 +5150,7 @@
       <w:r>
         <w:drawing>
           <wp:inline>
-            <wp:extent cx="6578600" cy="4186381"/>
+            <wp:extent cx="2743200" cy="2743200"/>
             <wp:effectExtent b="0" l="0" r="0" t="0"/>
             <wp:docPr descr="" title="" id="139" name="Picture"/>
             <a:graphic>
@@ -4895,7 +5171,7 @@
                   <pic:spPr bwMode="auto">
                     <a:xfrm>
                       <a:off x="0" y="0"/>
-                      <a:ext cx="6578600" cy="4186381"/>
+                      <a:ext cx="2743200" cy="2743200"/>
                     </a:xfrm>
                     <a:prstGeom prst="rect">
                       <a:avLst/>
@@ -5037,7 +5313,19 @@
               </w:numPr>
             </w:pPr>
             <w:r>
-              <w:t xml:space="preserve">response vars should be normally distributed within groups (relatively robust - No outliers (use di2 to diagnose; very sensitive to this assumption</w:t>
+              <w:t xml:space="preserve">response vars should be normally distributed within groups</w:t>
+            </w:r>
+            <w:r>
+              <w:t xml:space="preserve"> </w:t>
+            </w:r>
+            <w:r>
+              <w:t xml:space="preserve">(relatively robust - No outliers (use di2 to diagnose; very</w:t>
+            </w:r>
+            <w:r>
+              <w:t xml:space="preserve"> </w:t>
+            </w:r>
+            <w:r>
+              <w:t xml:space="preserve">sensitive to this assumption</w:t>
             </w:r>
           </w:p>
           <w:p>
@@ -6082,7 +6370,7 @@
       <w:r>
         <w:drawing>
           <wp:inline>
-            <wp:extent cx="6578600" cy="4186381"/>
+            <wp:extent cx="2743200" cy="2743200"/>
             <wp:effectExtent b="0" l="0" r="0" t="0"/>
             <wp:docPr descr="" title="" id="148" name="Picture"/>
             <a:graphic>
@@ -6103,7 +6391,7 @@
                   <pic:spPr bwMode="auto">
                     <a:xfrm>
                       <a:off x="0" y="0"/>
-                      <a:ext cx="6578600" cy="4186381"/>
+                      <a:ext cx="2743200" cy="2743200"/>
                     </a:xfrm>
                     <a:prstGeom prst="rect">
                       <a:avLst/>
@@ -9678,7 +9966,7 @@
       <w:r>
         <w:drawing>
           <wp:inline>
-            <wp:extent cx="6578600" cy="4186381"/>
+            <wp:extent cx="2743200" cy="2743200"/>
             <wp:effectExtent b="0" l="0" r="0" t="0"/>
             <wp:docPr descr="" title="" id="160" name="Picture"/>
             <a:graphic>
@@ -9699,7 +9987,7 @@
                   <pic:spPr bwMode="auto">
                     <a:xfrm>
                       <a:off x="0" y="0"/>
-                      <a:ext cx="6578600" cy="4186381"/>
+                      <a:ext cx="2743200" cy="2743200"/>
                     </a:xfrm>
                     <a:prstGeom prst="rect">
                       <a:avLst/>
@@ -9759,7 +10047,13 @@
         <w:t xml:space="preserve">Pillai’s Trace (1.1919)</w:t>
       </w:r>
       <w:r>
-        <w:t xml:space="preserve">: This is large, indicating substantial group differences across the multivariate space.</w:t>
+        <w:t xml:space="preserve">: This is large, indicating substantial group</w:t>
+      </w:r>
+      <w:r>
+        <w:t xml:space="preserve"> </w:t>
+      </w:r>
+      <w:r>
+        <w:t xml:space="preserve">differences across the multivariate space.</w:t>
       </w:r>
     </w:p>
     <w:p>
@@ -9774,7 +10068,13 @@
         <w:t xml:space="preserve">F-statistic (53.466)</w:t>
       </w:r>
       <w:r>
-        <w:t xml:space="preserve">: Very large F-value indicates strong evidence against the null hypothesis.</w:t>
+        <w:t xml:space="preserve">: Very large F-value indicates strong evidence</w:t>
+      </w:r>
+      <w:r>
+        <w:t xml:space="preserve"> </w:t>
+      </w:r>
+      <w:r>
+        <w:t xml:space="preserve">against the null hypothesis.</w:t>
       </w:r>
     </w:p>
     <w:p>
@@ -9789,7 +10089,13 @@
         <w:t xml:space="preserve">P-value</w:t>
       </w:r>
       <w:r>
-        <w:t xml:space="preserve">: Essentially zero, meaning we reject the null hypothesis that all three species have the same multivariate means.</w:t>
+        <w:t xml:space="preserve">: Essentially zero, meaning we reject the null hypothesis</w:t>
+      </w:r>
+      <w:r>
+        <w:t xml:space="preserve"> </w:t>
+      </w:r>
+      <w:r>
+        <w:t xml:space="preserve">that all three species have the same multivariate means.</w:t>
       </w:r>
     </w:p>
     <w:p>
@@ -9804,7 +10110,19 @@
         <w:t xml:space="preserve">Conclusion</w:t>
       </w:r>
       <w:r>
-        <w:t xml:space="preserve">: The three iris species are significantly different when considering all four morphological measurements simultaneously in multivariate space.</w:t>
+        <w:t xml:space="preserve">: The three iris species are significantly different when</w:t>
+      </w:r>
+      <w:r>
+        <w:t xml:space="preserve"> </w:t>
+      </w:r>
+      <w:r>
+        <w:t xml:space="preserve">considering all four morphological measurements simultaneously in</w:t>
+      </w:r>
+      <w:r>
+        <w:t xml:space="preserve"> </w:t>
+      </w:r>
+      <w:r>
+        <w:t xml:space="preserve">multivariate space.</w:t>
       </w:r>
     </w:p>
     <w:bookmarkEnd w:id="164"/>
@@ -9924,7 +10242,13 @@
         </w:numPr>
       </w:pPr>
       <w:r>
-        <w:t xml:space="preserve">Only about 2.3% of the total variance is unexplained by group differences</w:t>
+        <w:t xml:space="preserve">Only about 2.3% of the total variance is unexplained by group</w:t>
+      </w:r>
+      <w:r>
+        <w:t xml:space="preserve"> </w:t>
+      </w:r>
+      <w:r>
+        <w:t xml:space="preserve">differences</w:t>
       </w:r>
     </w:p>
     <w:p>
@@ -9936,7 +10260,13 @@
         </w:numPr>
       </w:pPr>
       <w:r>
-        <w:t xml:space="preserve">About 97.7% of the multivariate variance is explained by species differences</w:t>
+        <w:t xml:space="preserve">About 97.7% of the multivariate variance is explained by species</w:t>
+      </w:r>
+      <w:r>
+        <w:t xml:space="preserve"> </w:t>
+      </w:r>
+      <w:r>
+        <w:t xml:space="preserve">differences</w:t>
       </w:r>
     </w:p>
     <w:p>
@@ -9963,7 +10293,13 @@
         <w:t xml:space="preserve">Effect Size</w:t>
       </w:r>
       <w:r>
-        <w:t xml:space="preserve">: Partial η² ≈ 1 - 0.023439 = 0.977 (very large effect size)</w:t>
+        <w:t xml:space="preserve">: Partial η² ≈ 1 - 0.023439 = 0.977 (very large effect</w:t>
+      </w:r>
+      <w:r>
+        <w:t xml:space="preserve"> </w:t>
+      </w:r>
+      <w:r>
+        <w:t xml:space="preserve">size)</w:t>
       </w:r>
     </w:p>
     <w:p>
@@ -9978,7 +10314,13 @@
         <w:t xml:space="preserve">F-statistic (199.15)</w:t>
       </w:r>
       <w:r>
-        <w:t xml:space="preserve">: Much larger than Pillai’s F-value because Wilks’ Lambda is often more powerful when assumptions are met</w:t>
+        <w:t xml:space="preserve">: Much larger than Pillai’s F-value because</w:t>
+      </w:r>
+      <w:r>
+        <w:t xml:space="preserve"> </w:t>
+      </w:r>
+      <w:r>
+        <w:t xml:space="preserve">Wilks’ Lambda is often more powerful when assumptions are met</w:t>
       </w:r>
     </w:p>
     <w:p>
@@ -9993,7 +10335,25 @@
         <w:t xml:space="preserve">Conclusion</w:t>
       </w:r>
       <w:r>
-        <w:t xml:space="preserve">: The three iris species show extremely large multivariate differences - they are very well separated in the 4-dimensional morphological space, with species explaining nearly 98% of the multivariate variance.</w:t>
+        <w:t xml:space="preserve">: The three iris species show extremely large multivariate</w:t>
+      </w:r>
+      <w:r>
+        <w:t xml:space="preserve"> </w:t>
+      </w:r>
+      <w:r>
+        <w:t xml:space="preserve">differences - they are very well separated in the 4-dimensional</w:t>
+      </w:r>
+      <w:r>
+        <w:t xml:space="preserve"> </w:t>
+      </w:r>
+      <w:r>
+        <w:t xml:space="preserve">morphological space, with species explaining nearly 98% of the</w:t>
+      </w:r>
+      <w:r>
+        <w:t xml:space="preserve"> </w:t>
+      </w:r>
+      <w:r>
+        <w:t xml:space="preserve">multivariate variance.</w:t>
       </w:r>
     </w:p>
     <w:p>
@@ -10008,7 +10368,19 @@
         <w:t xml:space="preserve">Wilks’ vs Pillai’s</w:t>
       </w:r>
       <w:r>
-        <w:t xml:space="preserve">: Wilks’ Lambda is generally preferred when assumptions are met, while Pillai’s trace is more robust to assumption violations.</w:t>
+        <w:t xml:space="preserve">: Wilks’ Lambda is generally preferred when</w:t>
+      </w:r>
+      <w:r>
+        <w:t xml:space="preserve"> </w:t>
+      </w:r>
+      <w:r>
+        <w:t xml:space="preserve">assumptions are met, while Pillai’s trace is more robust to assumption</w:t>
+      </w:r>
+      <w:r>
+        <w:t xml:space="preserve"> </w:t>
+      </w:r>
+      <w:r>
+        <w:t xml:space="preserve">violations.</w:t>
       </w:r>
     </w:p>
     <w:bookmarkEnd w:id="166"/>
@@ -10167,7 +10539,13 @@
         <w:t xml:space="preserve">Meaning</w:t>
       </w:r>
       <w:r>
-        <w:t xml:space="preserve">: Approximately 97.7% of the total multivariate variance is explained by species differences.</w:t>
+        <w:t xml:space="preserve">: Approximately 97.7% of the total multivariate variance is</w:t>
+      </w:r>
+      <w:r>
+        <w:t xml:space="preserve"> </w:t>
+      </w:r>
+      <w:r>
+        <w:t xml:space="preserve">explained by species differences.</w:t>
       </w:r>
     </w:p>
     <w:p>
@@ -10198,7 +10576,13 @@
         <w:t xml:space="preserve">Small effect</w:t>
       </w:r>
       <w:r>
-        <w:t xml:space="preserve">: η² ≈ 0.01 (1% of variance explained) -</w:t>
+        <w:t xml:space="preserve">: η² ≈ 0.01 (1% of</w:t>
+      </w:r>
+      <w:r>
+        <w:t xml:space="preserve"> </w:t>
+      </w:r>
+      <w:r>
+        <w:t xml:space="preserve">variance explained) -</w:t>
       </w:r>
       <w:r>
         <w:t xml:space="preserve"> </w:t>
@@ -10211,7 +10595,13 @@
         <w:t xml:space="preserve">Medium effect</w:t>
       </w:r>
       <w:r>
-        <w:t xml:space="preserve">: η² ≈ 0.06 (6% of variance explained) -</w:t>
+        <w:t xml:space="preserve">: η² ≈ 0.06 (6% of variance</w:t>
+      </w:r>
+      <w:r>
+        <w:t xml:space="preserve"> </w:t>
+      </w:r>
+      <w:r>
+        <w:t xml:space="preserve">explained) -</w:t>
       </w:r>
       <w:r>
         <w:t xml:space="preserve"> </w:t>
@@ -10265,7 +10655,37 @@
         <w:t xml:space="preserve"> </w:t>
       </w:r>
       <w:r>
-        <w:t xml:space="preserve">- Species are almost perfectly separated in multivariate morphological space - Only 2.3% of the variation in the four measurements is due to within-species differences - Species membership explains nearly all the multivariate variation - This represents one of the strongest group separations possible in real biological data</w:t>
+        <w:t xml:space="preserve">- Species are almost perfectly separated</w:t>
+      </w:r>
+      <w:r>
+        <w:t xml:space="preserve"> </w:t>
+      </w:r>
+      <w:r>
+        <w:t xml:space="preserve">in multivariate morphological space - Only 2.3% of the variation in the</w:t>
+      </w:r>
+      <w:r>
+        <w:t xml:space="preserve"> </w:t>
+      </w:r>
+      <w:r>
+        <w:t xml:space="preserve">four measurements is due to within-species differences - Species</w:t>
+      </w:r>
+      <w:r>
+        <w:t xml:space="preserve"> </w:t>
+      </w:r>
+      <w:r>
+        <w:t xml:space="preserve">membership explains nearly all the multivariate variation - This</w:t>
+      </w:r>
+      <w:r>
+        <w:t xml:space="preserve"> </w:t>
+      </w:r>
+      <w:r>
+        <w:t xml:space="preserve">represents one of the strongest group separations possible in real</w:t>
+      </w:r>
+      <w:r>
+        <w:t xml:space="preserve"> </w:t>
+      </w:r>
+      <w:r>
+        <w:t xml:space="preserve">biological data</w:t>
       </w:r>
     </w:p>
     <w:p>
@@ -10280,7 +10700,31 @@
         <w:t xml:space="preserve">Conclusion</w:t>
       </w:r>
       <w:r>
-        <w:t xml:space="preserve">: The iris species show dramatically different morphological profiles - they are essentially non-overlapping in the 4-dimensional space of sepal/petal measurements. This effect size indicates that species is an extremely powerful predictor of morphological characteristics.</w:t>
+        <w:t xml:space="preserve">: The iris species show dramatically different</w:t>
+      </w:r>
+      <w:r>
+        <w:t xml:space="preserve"> </w:t>
+      </w:r>
+      <w:r>
+        <w:t xml:space="preserve">morphological profiles - they are essentially non-overlapping in the</w:t>
+      </w:r>
+      <w:r>
+        <w:t xml:space="preserve"> </w:t>
+      </w:r>
+      <w:r>
+        <w:t xml:space="preserve">4-dimensional space of sepal/petal measurements. This effect size</w:t>
+      </w:r>
+      <w:r>
+        <w:t xml:space="preserve"> </w:t>
+      </w:r>
+      <w:r>
+        <w:t xml:space="preserve">indicates that species is an extremely powerful predictor of</w:t>
+      </w:r>
+      <w:r>
+        <w:t xml:space="preserve"> </w:t>
+      </w:r>
+      <w:r>
+        <w:t xml:space="preserve">morphological characteristics.</w:t>
       </w:r>
     </w:p>
     <w:bookmarkEnd w:id="168"/>
@@ -10448,7 +10892,19 @@
         <w:t xml:space="preserve">Element [1] = 0.9912</w:t>
       </w:r>
       <w:r>
-        <w:t xml:space="preserve">: - First canonical variate explains 99.12% of the between-group variance - This dimension captures almost all the multivariate group differences</w:t>
+        <w:t xml:space="preserve">: - First canonical variate explains 99.12% of</w:t>
+      </w:r>
+      <w:r>
+        <w:t xml:space="preserve"> </w:t>
+      </w:r>
+      <w:r>
+        <w:t xml:space="preserve">the between-group variance - This dimension captures almost all the</w:t>
+      </w:r>
+      <w:r>
+        <w:t xml:space="preserve"> </w:t>
+      </w:r>
+      <w:r>
+        <w:t xml:space="preserve">multivariate group differences</w:t>
       </w:r>
     </w:p>
     <w:p>
@@ -10463,7 +10919,19 @@
         <w:t xml:space="preserve">Element [2] = 0.0088</w:t>
       </w:r>
       <w:r>
-        <w:t xml:space="preserve">: - Second canonical variate explains 0.88% of the between-group variance - This dimension captures the remaining small group differences</w:t>
+        <w:t xml:space="preserve">: - Second canonical variate explains 0.88% of</w:t>
+      </w:r>
+      <w:r>
+        <w:t xml:space="preserve"> </w:t>
+      </w:r>
+      <w:r>
+        <w:t xml:space="preserve">the between-group variance - This dimension captures the remaining small</w:t>
+      </w:r>
+      <w:r>
+        <w:t xml:space="preserve"> </w:t>
+      </w:r>
+      <w:r>
+        <w:t xml:space="preserve">group differences</w:t>
       </w:r>
     </w:p>
     <w:bookmarkEnd w:id="170"/>
@@ -10504,7 +10972,13 @@
         <w:t xml:space="preserve"> </w:t>
       </w:r>
       <w:r>
-        <w:t xml:space="preserve">- 99% of separation occurs along the first canonical axis.</w:t>
+        <w:t xml:space="preserve">- 99% of separation occurs along the first canonical</w:t>
+      </w:r>
+      <w:r>
+        <w:t xml:space="preserve"> </w:t>
+      </w:r>
+      <w:r>
+        <w:t xml:space="preserve">axis.</w:t>
       </w:r>
     </w:p>
     <w:p>
@@ -10531,7 +11005,19 @@
         <w:t xml:space="preserve"> </w:t>
       </w:r>
       <w:r>
-        <w:t xml:space="preserve">in morphological space that best separates the three iris species, with a very minor secondary pattern.</w:t>
+        <w:t xml:space="preserve">in morphological</w:t>
+      </w:r>
+      <w:r>
+        <w:t xml:space="preserve"> </w:t>
+      </w:r>
+      <w:r>
+        <w:t xml:space="preserve">space that best separates the three iris species, with a very minor</w:t>
+      </w:r>
+      <w:r>
+        <w:t xml:space="preserve"> </w:t>
+      </w:r>
+      <w:r>
+        <w:t xml:space="preserve">secondary pattern.</w:t>
       </w:r>
     </w:p>
     <w:p>
@@ -10546,7 +11032,19 @@
         <w:t xml:space="preserve">Practical Implication</w:t>
       </w:r>
       <w:r>
-        <w:t xml:space="preserve">: You could visualize almost all the group separation using just the first canonical variate, though plotting both dimensions shows the complete picture.</w:t>
+        <w:t xml:space="preserve">: You could visualize almost all the group</w:t>
+      </w:r>
+      <w:r>
+        <w:t xml:space="preserve"> </w:t>
+      </w:r>
+      <w:r>
+        <w:t xml:space="preserve">separation using just the first canonical variate, though plotting both</w:t>
+      </w:r>
+      <w:r>
+        <w:t xml:space="preserve"> </w:t>
+      </w:r>
+      <w:r>
+        <w:t xml:space="preserve">dimensions shows the complete picture.</w:t>
       </w:r>
     </w:p>
     <w:bookmarkEnd w:id="171"/>
@@ -10646,7 +11144,13 @@
         <w:t xml:space="preserve">Setosa</w:t>
       </w:r>
       <w:r>
-        <w:t xml:space="preserve">: Smallest overall, widest sepals, tiny petals -</w:t>
+        <w:t xml:space="preserve">: Smallest overall, widest sepals, tiny</w:t>
+      </w:r>
+      <w:r>
+        <w:t xml:space="preserve"> </w:t>
+      </w:r>
+      <w:r>
+        <w:t xml:space="preserve">petals -</w:t>
       </w:r>
       <w:r>
         <w:t xml:space="preserve"> </w:t>
@@ -10672,7 +11176,13 @@
         <w:t xml:space="preserve">Virginica</w:t>
       </w:r>
       <w:r>
-        <w:t xml:space="preserve">: Largest overall, especially in petal dimensions - Clear size progression: setosa &lt; versicolor &lt; virginica</w:t>
+        <w:t xml:space="preserve">: Largest overall, especially in petal dimensions - Clear</w:t>
+      </w:r>
+      <w:r>
+        <w:t xml:space="preserve"> </w:t>
+      </w:r>
+      <w:r>
+        <w:t xml:space="preserve">size progression: setosa &lt; versicolor &lt; virginica</w:t>
       </w:r>
     </w:p>
     <w:p>
@@ -10693,7 +11203,19 @@
         <w:t xml:space="preserve">LD1</w:t>
       </w:r>
       <w:r>
-        <w:t xml:space="preserve">: Positive weights for sepal measurements, negative for petal measurements - Separates small-petaled from large-petaled species -</w:t>
+        <w:t xml:space="preserve">: Positive weights for</w:t>
+      </w:r>
+      <w:r>
+        <w:t xml:space="preserve"> </w:t>
+      </w:r>
+      <w:r>
+        <w:t xml:space="preserve">sepal measurements, negative for petal measurements - Separates</w:t>
+      </w:r>
+      <w:r>
+        <w:t xml:space="preserve"> </w:t>
+      </w:r>
+      <w:r>
+        <w:t xml:space="preserve">small-petaled from large-petaled species -</w:t>
       </w:r>
       <w:r>
         <w:t xml:space="preserve"> </w:t>
@@ -10706,7 +11228,19 @@
         <w:t xml:space="preserve">LD2</w:t>
       </w:r>
       <w:r>
-        <w:t xml:space="preserve">: Mainly contrasts sepal width vs petal width - Fine-tunes separation between versicolor and virginica</w:t>
+        <w:t xml:space="preserve">: Mainly contrasts</w:t>
+      </w:r>
+      <w:r>
+        <w:t xml:space="preserve"> </w:t>
+      </w:r>
+      <w:r>
+        <w:t xml:space="preserve">sepal width vs petal width - Fine-tunes separation between versicolor</w:t>
+      </w:r>
+      <w:r>
+        <w:t xml:space="preserve"> </w:t>
+      </w:r>
+      <w:r>
+        <w:t xml:space="preserve">and virginica</w:t>
       </w:r>
     </w:p>
     <w:p>
@@ -10727,7 +11261,13 @@
         <w:t xml:space="preserve">LD1</w:t>
       </w:r>
       <w:r>
-        <w:t xml:space="preserve">: Explains 99.12% of between-group discrimination -</w:t>
+        <w:t xml:space="preserve">: Explains 99.12% of between-group</w:t>
+      </w:r>
+      <w:r>
+        <w:t xml:space="preserve"> </w:t>
+      </w:r>
+      <w:r>
+        <w:t xml:space="preserve">discrimination -</w:t>
       </w:r>
       <w:r>
         <w:t xml:space="preserve"> </w:t>
@@ -10740,7 +11280,19 @@
         <w:t xml:space="preserve">LD2</w:t>
       </w:r>
       <w:r>
-        <w:t xml:space="preserve">: Explains 0.88% of between-group discrimination - Confirms the separation is essentially one-dimensional (petal vs sepal contrast)</w:t>
+        <w:t xml:space="preserve">: Explains 0.88% of between-group</w:t>
+      </w:r>
+      <w:r>
+        <w:t xml:space="preserve"> </w:t>
+      </w:r>
+      <w:r>
+        <w:t xml:space="preserve">discrimination - Confirms the separation is essentially one-dimensional</w:t>
+      </w:r>
+      <w:r>
+        <w:t xml:space="preserve"> </w:t>
+      </w:r>
+      <w:r>
+        <w:t xml:space="preserve">(petal vs sepal contrast)</w:t>
       </w:r>
     </w:p>
     <w:bookmarkEnd w:id="173"/>
@@ -11077,7 +11629,13 @@
         </w:numPr>
       </w:pPr>
       <w:r>
-        <w:t xml:space="preserve">Canonical variates show optimal linear combinations for group separation</w:t>
+        <w:t xml:space="preserve">Canonical variates show optimal linear combinations for group</w:t>
+      </w:r>
+      <w:r>
+        <w:t xml:space="preserve"> </w:t>
+      </w:r>
+      <w:r>
+        <w:t xml:space="preserve">separation</w:t>
       </w:r>
     </w:p>
     <w:p>
@@ -11089,7 +11647,13 @@
         </w:numPr>
       </w:pPr>
       <w:r>
-        <w:t xml:space="preserve">Provides insight into which variables work together to discriminate groups</w:t>
+        <w:t xml:space="preserve">Provides insight into which variables work together to discriminate</w:t>
+      </w:r>
+      <w:r>
+        <w:t xml:space="preserve"> </w:t>
+      </w:r>
+      <w:r>
+        <w:t xml:space="preserve">groups</w:t>
       </w:r>
     </w:p>
     <w:p>
